--- a/requirements/downloads/10_迷你箱退租_PRD_V2.0.docx
+++ b/requirements/downloads/10_迷你箱退租_PRD_V2.0.docx
@@ -1412,6 +1412,11 @@
       </w:r>
     </w:p>
     <w:p>
+      <w:r>
+        <w:t>本节界面截图依据页面字段、状态和操作规则生成，用于前端布局、接口联调和验收对照；截图中的业务数据为示例，权威值必须来自服务端。</w:t>
+      </w:r>
+    </w:p>
+    <w:p>
       <w:pPr>
         <w:pStyle w:val="Heading2"/>
       </w:pPr>
@@ -1735,6 +1740,61 @@
     </w:p>
     <w:p>
       <w:pPr>
+        <w:keepNext/>
+        <w:jc w:val="center"/>
+      </w:pPr>
+      <w:r>
+        <w:drawing>
+          <wp:inline xmlns:a="http://schemas.openxmlformats.org/drawingml/2006/main" xmlns:pic="http://schemas.openxmlformats.org/drawingml/2006/picture">
+            <wp:extent cx="2331720" cy="4147354"/>
+            <wp:docPr id="2" name="MP-BX-05 迷你箱退租申请界面截图" descr="迷你箱退租申请界面截图，展示主要字段、状态与操作"/>
+            <wp:cNvGraphicFramePr>
+              <a:graphicFrameLocks noChangeAspect="1"/>
+            </wp:cNvGraphicFramePr>
+            <a:graphic>
+              <a:graphicData uri="http://schemas.openxmlformats.org/drawingml/2006/picture">
+                <pic:pic>
+                  <pic:nvPicPr>
+                    <pic:cNvPr id="0" name="10-box-termination-ui-01.png"/>
+                    <pic:cNvPicPr/>
+                  </pic:nvPicPr>
+                  <pic:blipFill>
+                    <a:blip r:embed="rId12"/>
+                    <a:stretch>
+                      <a:fillRect/>
+                    </a:stretch>
+                  </pic:blipFill>
+                  <pic:spPr>
+                    <a:xfrm>
+                      <a:off x="0" y="0"/>
+                      <a:ext cx="2331720" cy="4147354"/>
+                    </a:xfrm>
+                    <a:prstGeom prst="rect"/>
+                  </pic:spPr>
+                </pic:pic>
+              </a:graphicData>
+            </a:graphic>
+          </wp:inline>
+        </w:drawing>
+      </w:r>
+    </w:p>
+    <w:p>
+      <w:pPr>
+        <w:keepNext w:val="0"/>
+        <w:jc w:val="center"/>
+      </w:pPr>
+      <w:r>
+        <w:rPr>
+          <w:rFonts w:ascii="Arial" w:hAnsi="Arial" w:eastAsia="Microsoft YaHei"/>
+          <w:b w:val="0"/>
+          <w:color w:val="667085"/>
+          <w:sz w:val="17"/>
+        </w:rPr>
+        <w:t>图 4-1 迷你箱退租申请界面截图</w:t>
+      </w:r>
+    </w:p>
+    <w:p>
+      <w:pPr>
         <w:pStyle w:val="Heading2"/>
       </w:pPr>
       <w:r>
@@ -2053,6 +2113,61 @@
           <w:sz w:val="21"/>
         </w:rPr>
         <w:t>错误提示必须说明发生了什么、是否已生效和下一步可执行操作，不显示内部堆栈或第三方原始错误。</w:t>
+      </w:r>
+    </w:p>
+    <w:p>
+      <w:pPr>
+        <w:keepNext/>
+        <w:jc w:val="center"/>
+      </w:pPr>
+      <w:r>
+        <w:drawing>
+          <wp:inline xmlns:a="http://schemas.openxmlformats.org/drawingml/2006/main" xmlns:pic="http://schemas.openxmlformats.org/drawingml/2006/picture">
+            <wp:extent cx="2331720" cy="4147354"/>
+            <wp:docPr id="3" name="MP-BX-05 最终取物与结算界面截图" descr="最终取物与结算界面截图，展示主要字段、状态与操作"/>
+            <wp:cNvGraphicFramePr>
+              <a:graphicFrameLocks noChangeAspect="1"/>
+            </wp:cNvGraphicFramePr>
+            <a:graphic>
+              <a:graphicData uri="http://schemas.openxmlformats.org/drawingml/2006/picture">
+                <pic:pic>
+                  <pic:nvPicPr>
+                    <pic:cNvPr id="0" name="10-box-termination-ui-02.png"/>
+                    <pic:cNvPicPr/>
+                  </pic:nvPicPr>
+                  <pic:blipFill>
+                    <a:blip r:embed="rId13"/>
+                    <a:stretch>
+                      <a:fillRect/>
+                    </a:stretch>
+                  </pic:blipFill>
+                  <pic:spPr>
+                    <a:xfrm>
+                      <a:off x="0" y="0"/>
+                      <a:ext cx="2331720" cy="4147354"/>
+                    </a:xfrm>
+                    <a:prstGeom prst="rect"/>
+                  </pic:spPr>
+                </pic:pic>
+              </a:graphicData>
+            </a:graphic>
+          </wp:inline>
+        </w:drawing>
+      </w:r>
+    </w:p>
+    <w:p>
+      <w:pPr>
+        <w:keepNext w:val="0"/>
+        <w:jc w:val="center"/>
+      </w:pPr>
+      <w:r>
+        <w:rPr>
+          <w:rFonts w:ascii="Arial" w:hAnsi="Arial" w:eastAsia="Microsoft YaHei"/>
+          <w:b w:val="0"/>
+          <w:color w:val="667085"/>
+          <w:sz w:val="17"/>
+        </w:rPr>
+        <w:t>图 4-2 最终取物与结算界面截图</w:t>
       </w:r>
     </w:p>
     <w:p>

--- a/requirements/downloads/10_迷你箱退租_PRD_V2.0.docx
+++ b/requirements/downloads/10_迷你箱退租_PRD_V2.0.docx
@@ -1413,7 +1413,7 @@
     </w:p>
     <w:p>
       <w:r>
-        <w:t>本节界面截图依据页面字段、状态和操作规则生成，用于前端布局、接口联调和验收对照；截图中的业务数据为示例，权威值必须来自服务端。</w:t>
+        <w:t>本节截图直接取自迷你仓小程序可交互原型的实际页面，用于前端布局、接口联调和验收对照。截图反映当前原型状态；业务权威值仍以服务端返回为准。</w:t>
       </w:r>
     </w:p>
     <w:p>
@@ -1746,8 +1746,8 @@
       <w:r>
         <w:drawing>
           <wp:inline xmlns:a="http://schemas.openxmlformats.org/drawingml/2006/main" xmlns:pic="http://schemas.openxmlformats.org/drawingml/2006/picture">
-            <wp:extent cx="2331720" cy="4147354"/>
-            <wp:docPr id="2" name="MP-BX-05 迷你箱退租申请界面截图" descr="迷你箱退租申请界面截图，展示主要字段、状态与操作"/>
+            <wp:extent cx="2331720" cy="4789479"/>
+            <wp:docPr id="2" name="MP-BX-05 迷你箱退租申请原型真实界面截图" descr="从迷你仓小程序可交互原型截取的迷你箱退租申请实际界面"/>
             <wp:cNvGraphicFramePr>
               <a:graphicFrameLocks noChangeAspect="1"/>
             </wp:cNvGraphicFramePr>
@@ -1767,7 +1767,7 @@
                   <pic:spPr>
                     <a:xfrm>
                       <a:off x="0" y="0"/>
-                      <a:ext cx="2331720" cy="4147354"/>
+                      <a:ext cx="2331720" cy="4789479"/>
                     </a:xfrm>
                     <a:prstGeom prst="rect"/>
                   </pic:spPr>
@@ -1790,7 +1790,7 @@
           <w:color w:val="667085"/>
           <w:sz w:val="17"/>
         </w:rPr>
-        <w:t>图 4-1 迷你箱退租申请界面截图</w:t>
+        <w:t>图 4-1 迷你箱退租申请原型真实界面截图</w:t>
       </w:r>
     </w:p>
     <w:p>
@@ -2123,8 +2123,8 @@
       <w:r>
         <w:drawing>
           <wp:inline xmlns:a="http://schemas.openxmlformats.org/drawingml/2006/main" xmlns:pic="http://schemas.openxmlformats.org/drawingml/2006/picture">
-            <wp:extent cx="2331720" cy="4147354"/>
-            <wp:docPr id="3" name="MP-BX-05 最终取物与结算界面截图" descr="最终取物与结算界面截图，展示主要字段、状态与操作"/>
+            <wp:extent cx="2331720" cy="4789479"/>
+            <wp:docPr id="3" name="MP-BX-05 最终取物与结算原型真实界面截图" descr="从迷你仓小程序可交互原型截取的最终取物与结算实际界面"/>
             <wp:cNvGraphicFramePr>
               <a:graphicFrameLocks noChangeAspect="1"/>
             </wp:cNvGraphicFramePr>
@@ -2144,7 +2144,7 @@
                   <pic:spPr>
                     <a:xfrm>
                       <a:off x="0" y="0"/>
-                      <a:ext cx="2331720" cy="4147354"/>
+                      <a:ext cx="2331720" cy="4789479"/>
                     </a:xfrm>
                     <a:prstGeom prst="rect"/>
                   </pic:spPr>
@@ -2167,7 +2167,7 @@
           <w:color w:val="667085"/>
           <w:sz w:val="17"/>
         </w:rPr>
-        <w:t>图 4-2 最终取物与结算界面截图</w:t>
+        <w:t>图 4-2 最终取物与结算原型真实界面截图</w:t>
       </w:r>
     </w:p>
     <w:p>

--- a/requirements/downloads/10_迷你箱退租_PRD_V2.0.docx
+++ b/requirements/downloads/10_迷你箱退租_PRD_V2.0.docx
@@ -670,40 +670,7 @@
       <w:pPr>
         <w:jc w:val="center"/>
       </w:pPr>
-      <w:r>
-        <w:drawing>
-          <wp:inline xmlns:a="http://schemas.openxmlformats.org/drawingml/2006/main" xmlns:pic="http://schemas.openxmlformats.org/drawingml/2006/picture">
-            <wp:extent cx="5989320" cy="2014589"/>
-            <wp:docPr id="1" name="Picture 1"/>
-            <wp:cNvGraphicFramePr>
-              <a:graphicFrameLocks noChangeAspect="1"/>
-            </wp:cNvGraphicFramePr>
-            <a:graphic>
-              <a:graphicData uri="http://schemas.openxmlformats.org/drawingml/2006/picture">
-                <pic:pic>
-                  <pic:nvPicPr>
-                    <pic:cNvPr id="0" name="10-box-termination-bpmn.png"/>
-                    <pic:cNvPicPr/>
-                  </pic:nvPicPr>
-                  <pic:blipFill>
-                    <a:blip r:embed="rId11"/>
-                    <a:stretch>
-                      <a:fillRect/>
-                    </a:stretch>
-                  </pic:blipFill>
-                  <pic:spPr>
-                    <a:xfrm>
-                      <a:off x="0" y="0"/>
-                      <a:ext cx="5989320" cy="2014589"/>
-                    </a:xfrm>
-                    <a:prstGeom prst="rect"/>
-                  </pic:spPr>
-                </pic:pic>
-              </a:graphicData>
-            </a:graphic>
-          </wp:inline>
-        </w:drawing>
-      </w:r>
+      <w:r/>
     </w:p>
     <w:p>
       <w:pPr>
@@ -882,7 +849,7 @@
                 <w:color w:val="000000"/>
                 <w:sz w:val="16"/>
               </w:rPr>
-              <w:t>APPLIED</w:t>
+              <w:t>已申请</w:t>
             </w:r>
           </w:p>
         </w:tc>
@@ -965,7 +932,7 @@
                 <w:color w:val="000000"/>
                 <w:sz w:val="16"/>
               </w:rPr>
-              <w:t>FINAL_RECALL</w:t>
+              <w:t>最终取物中</w:t>
             </w:r>
           </w:p>
         </w:tc>
@@ -1050,7 +1017,7 @@
                 <w:color w:val="000000"/>
                 <w:sz w:val="16"/>
               </w:rPr>
-              <w:t>EMPTY_RETURNING</w:t>
+              <w:t>空箱回收中</w:t>
             </w:r>
           </w:p>
         </w:tc>
@@ -1133,7 +1100,7 @@
                 <w:color w:val="000000"/>
                 <w:sz w:val="16"/>
               </w:rPr>
-              <w:t>SETTLING</w:t>
+              <w:t>结算中</w:t>
             </w:r>
           </w:p>
         </w:tc>
@@ -1218,7 +1185,7 @@
                 <w:color w:val="000000"/>
                 <w:sz w:val="16"/>
               </w:rPr>
-              <w:t>COMPLETED</w:t>
+              <w:t>已完成</w:t>
             </w:r>
           </w:p>
         </w:tc>
@@ -1301,7 +1268,7 @@
                 <w:color w:val="000000"/>
                 <w:sz w:val="16"/>
               </w:rPr>
-              <w:t>EXCEPTION</w:t>
+              <w:t>处理异常</w:t>
             </w:r>
           </w:p>
         </w:tc>
@@ -1400,7 +1367,7 @@
           <w:color w:val="000000"/>
           <w:sz w:val="21"/>
         </w:rPr>
-        <w:t>详情接口返回 orderVersion 或 aggregateVersion；任何写操作必须携带该版本并处理409并发冲突。</w:t>
+        <w:t>详情接口返回 订单版本 或 业务对象版本；任何写操作必须携带该版本并处理409并发冲突。</w:t>
       </w:r>
     </w:p>
     <w:p>
@@ -1527,7 +1494,7 @@
                 <w:color w:val="000000"/>
                 <w:sz w:val="17"/>
               </w:rPr>
-              <w:t>/pages/box/service?type=terminate</w:t>
+              <w:t>/pages/box/service?类型=terminate</w:t>
             </w:r>
           </w:p>
         </w:tc>
@@ -1721,7 +1688,7 @@
           <w:color w:val="000000"/>
           <w:sz w:val="21"/>
         </w:rPr>
-        <w:t>主按钮在提交期间禁用并显示加载态；返回结果前重复点击复用同一 Idempotency-Key。</w:t>
+        <w:t>主按钮在提交期间禁用并显示加载态；返回结果前重复点击复用同一 幂等请求标识。</w:t>
       </w:r>
     </w:p>
     <w:p>
@@ -1743,40 +1710,7 @@
         <w:keepNext/>
         <w:jc w:val="center"/>
       </w:pPr>
-      <w:r>
-        <w:drawing>
-          <wp:inline xmlns:a="http://schemas.openxmlformats.org/drawingml/2006/main" xmlns:pic="http://schemas.openxmlformats.org/drawingml/2006/picture">
-            <wp:extent cx="2331720" cy="4789479"/>
-            <wp:docPr id="2" name="MP-BX-05 迷你箱退租申请原型真实界面截图" descr="从迷你仓小程序可交互原型截取的迷你箱退租申请实际界面"/>
-            <wp:cNvGraphicFramePr>
-              <a:graphicFrameLocks noChangeAspect="1"/>
-            </wp:cNvGraphicFramePr>
-            <a:graphic>
-              <a:graphicData uri="http://schemas.openxmlformats.org/drawingml/2006/picture">
-                <pic:pic>
-                  <pic:nvPicPr>
-                    <pic:cNvPr id="0" name="10-box-termination-ui-01.png"/>
-                    <pic:cNvPicPr/>
-                  </pic:nvPicPr>
-                  <pic:blipFill>
-                    <a:blip r:embed="rId12"/>
-                    <a:stretch>
-                      <a:fillRect/>
-                    </a:stretch>
-                  </pic:blipFill>
-                  <pic:spPr>
-                    <a:xfrm>
-                      <a:off x="0" y="0"/>
-                      <a:ext cx="2331720" cy="4789479"/>
-                    </a:xfrm>
-                    <a:prstGeom prst="rect"/>
-                  </pic:spPr>
-                </pic:pic>
-              </a:graphicData>
-            </a:graphic>
-          </wp:inline>
-        </w:drawing>
-      </w:r>
+      <w:r/>
     </w:p>
     <w:p>
       <w:pPr>
@@ -2098,7 +2032,7 @@
           <w:color w:val="000000"/>
           <w:sz w:val="21"/>
         </w:rPr>
-        <w:t>主按钮在提交期间禁用并显示加载态；返回结果前重复点击复用同一 Idempotency-Key。</w:t>
+        <w:t>主按钮在提交期间禁用并显示加载态；返回结果前重复点击复用同一 幂等请求标识。</w:t>
       </w:r>
     </w:p>
     <w:p>
@@ -2120,40 +2054,7 @@
         <w:keepNext/>
         <w:jc w:val="center"/>
       </w:pPr>
-      <w:r>
-        <w:drawing>
-          <wp:inline xmlns:a="http://schemas.openxmlformats.org/drawingml/2006/main" xmlns:pic="http://schemas.openxmlformats.org/drawingml/2006/picture">
-            <wp:extent cx="2331720" cy="4789479"/>
-            <wp:docPr id="3" name="MP-BX-05 最终取物与结算原型真实界面截图" descr="从迷你仓小程序可交互原型截取的最终取物与结算实际界面"/>
-            <wp:cNvGraphicFramePr>
-              <a:graphicFrameLocks noChangeAspect="1"/>
-            </wp:cNvGraphicFramePr>
-            <a:graphic>
-              <a:graphicData uri="http://schemas.openxmlformats.org/drawingml/2006/picture">
-                <pic:pic>
-                  <pic:nvPicPr>
-                    <pic:cNvPr id="0" name="10-box-termination-ui-02.png"/>
-                    <pic:cNvPicPr/>
-                  </pic:nvPicPr>
-                  <pic:blipFill>
-                    <a:blip r:embed="rId13"/>
-                    <a:stretch>
-                      <a:fillRect/>
-                    </a:stretch>
-                  </pic:blipFill>
-                  <pic:spPr>
-                    <a:xfrm>
-                      <a:off x="0" y="0"/>
-                      <a:ext cx="2331720" cy="4789479"/>
-                    </a:xfrm>
-                    <a:prstGeom prst="rect"/>
-                  </pic:spPr>
-                </pic:pic>
-              </a:graphicData>
-            </a:graphic>
-          </wp:inline>
-        </w:drawing>
-      </w:r>
+      <w:r/>
     </w:p>
     <w:p>
       <w:pPr>
@@ -2947,7 +2848,7 @@
                 <w:color w:val="000000"/>
                 <w:sz w:val="17"/>
               </w:rPr>
-              <w:t>需要线下执行时生成 workOrderId，包含orderId、任务类型、时间窗、地点、对象清单、SLA和附件要求。</w:t>
+              <w:t>需要线下执行时生成 工单编号，包含订单编号、任务类型、时间窗、地点、对象清单、SLA和附件要求。</w:t>
             </w:r>
           </w:p>
         </w:tc>
@@ -3063,7 +2964,7 @@
           <w:color w:val="000000"/>
           <w:sz w:val="21"/>
         </w:rPr>
-        <w:t>box.termination_applied：事件必须包含 eventId、aggregateId、aggregateVersion、occurredAt、operatorType、traceId。</w:t>
+        <w:t>迷你箱已申请结束租用事件：事件必须包含 事件编号、业务对象编号、业务对象版本、发生时间、操作方类型、链路追踪编号。</w:t>
       </w:r>
     </w:p>
     <w:p>
@@ -3077,7 +2978,7 @@
           <w:color w:val="000000"/>
           <w:sz w:val="21"/>
         </w:rPr>
-        <w:t>box.final_recall_started：事件必须包含 eventId、aggregateId、aggregateVersion、occurredAt、operatorType、traceId。</w:t>
+        <w:t>迷你箱开始最终取物事件：事件必须包含 事件编号、业务对象编号、业务对象版本、发生时间、操作方类型、链路追踪编号。</w:t>
       </w:r>
     </w:p>
     <w:p>
@@ -3091,7 +2992,7 @@
           <w:color w:val="000000"/>
           <w:sz w:val="21"/>
         </w:rPr>
-        <w:t>box.empty_returned：事件必须包含 eventId、aggregateId、aggregateVersion、occurredAt、operatorType、traceId。</w:t>
+        <w:t>迷你箱空箱已回收事件：事件必须包含 事件编号、业务对象编号、业务对象版本、发生时间、操作方类型、链路追踪编号。</w:t>
       </w:r>
     </w:p>
     <w:p>
@@ -3105,7 +3006,7 @@
           <w:color w:val="000000"/>
           <w:sz w:val="21"/>
         </w:rPr>
-        <w:t>box.termination_settlement_created：事件必须包含 eventId、aggregateId、aggregateVersion、occurredAt、operatorType、traceId。</w:t>
+        <w:t>迷你箱结束租用结算已生成事件：事件必须包含 事件编号、业务对象编号、业务对象版本、发生时间、操作方类型、链路追踪编号。</w:t>
       </w:r>
     </w:p>
     <w:p>
@@ -3119,7 +3020,7 @@
           <w:color w:val="000000"/>
           <w:sz w:val="21"/>
         </w:rPr>
-        <w:t>box.service_terminated：事件必须包含 eventId、aggregateId、aggregateVersion、occurredAt、operatorType、traceId。</w:t>
+        <w:t>迷你箱服务已终止事件：事件必须包含 事件编号、业务对象编号、业务对象版本、发生时间、操作方类型、链路追踪编号。</w:t>
       </w:r>
     </w:p>
     <w:p>
@@ -3539,7 +3440,7 @@
           <w:color w:val="000000"/>
           <w:sz w:val="21"/>
         </w:rPr>
-        <w:t>审计：所有状态变更记录前后值、操作者、来源端、原因码、时间和traceId；客户可见文案与内部备注分离。</w:t>
+        <w:t>审计：所有状态变更记录前后值、操作者、来源端、原因码、时间和链路追踪编号；客户可见文案与内部备注分离。</w:t>
       </w:r>
     </w:p>
     <w:p>
@@ -3683,7 +3584,7 @@
                 <w:color w:val="000000"/>
                 <w:sz w:val="16"/>
               </w:rPr>
-              <w:t>page_view</w:t>
+              <w:t>页面浏览</w:t>
             </w:r>
           </w:p>
         </w:tc>
@@ -3723,7 +3624,7 @@
                 <w:color w:val="000000"/>
                 <w:sz w:val="16"/>
               </w:rPr>
-              <w:t>pageCode、source、orderId可选、businessType</w:t>
+              <w:t>页面标识、来源、订单编号可选、业务类型</w:t>
             </w:r>
           </w:p>
         </w:tc>
@@ -3746,7 +3647,7 @@
                 <w:color w:val="000000"/>
                 <w:sz w:val="16"/>
               </w:rPr>
-              <w:t>action_click</w:t>
+              <w:t>点击操作</w:t>
             </w:r>
           </w:p>
         </w:tc>
@@ -3788,7 +3689,7 @@
                 <w:color w:val="000000"/>
                 <w:sz w:val="16"/>
               </w:rPr>
-              <w:t>actionCode、statusCode、allowed、orderVersion</w:t>
+              <w:t>操作类型、状态类型、allowed、订单版本</w:t>
             </w:r>
           </w:p>
         </w:tc>
@@ -3810,7 +3711,7 @@
                 <w:color w:val="000000"/>
                 <w:sz w:val="16"/>
               </w:rPr>
-              <w:t>submit_result</w:t>
+              <w:t>提交结果</w:t>
             </w:r>
           </w:p>
         </w:tc>
@@ -3850,7 +3751,7 @@
                 <w:color w:val="000000"/>
                 <w:sz w:val="16"/>
               </w:rPr>
-              <w:t>requestId、result、errorCode、durationMs、traceId</w:t>
+              <w:t>请求编号、处理结果、错误类型、耗时毫秒数、链路追踪编号</w:t>
             </w:r>
           </w:p>
         </w:tc>
@@ -3873,7 +3774,7 @@
                 <w:color w:val="000000"/>
                 <w:sz w:val="16"/>
               </w:rPr>
-              <w:t>flow_step_changed</w:t>
+              <w:t>流程节点变化</w:t>
             </w:r>
           </w:p>
         </w:tc>
@@ -3915,7 +3816,7 @@
                 <w:color w:val="000000"/>
                 <w:sz w:val="16"/>
               </w:rPr>
-              <w:t>fromStatus、toStatus、eventId、operatorType</w:t>
+              <w:t>变更前状态、变更后状态、事件编号、操作方类型</w:t>
             </w:r>
           </w:p>
         </w:tc>
